--- a/weibull-clinical-dropout/manuscripts/weibull_antipsychotic_JA.docx
+++ b/weibull-clinical-dropout/manuscripts/weibull_antipsychotic_JA.docx
@@ -71,7 +71,7 @@
         <w:spacing w:before="0" w:after="120" w:line="276" w:lineRule="auto"/>
       </w:pPr>
       <w:r>
-        <w:t>結果: 全6データセットでk &lt; 1（範囲: 0.683-0.958、平均0.856）。CATIE試験群はk≈0.92（ほぼ一定ハザード）、フィンランド実臨床データはLAI 0.737、経口 0.683と低値。LAIは経口より高kで初期中断減少と一致。</w:t>
+        <w:t>結果: 全6データセットでk &lt; 1（範囲: 0.683-0.958、平均0.857）。CATIE試験群はk≈0.92（ほぼ一定ハザード）、フィンランド実臨床データはLAI 0.737、経口 0.683と低値。LAIは経口より高kで初期中断減少と一致。</w:t>
       </w:r>
     </w:p>
     <w:p>
